--- a/deliverables/Project_08_bao_cao_ban_giao.docx
+++ b/deliverables/Project_08_bao_cao_ban_giao.docx
@@ -747,17 +747,22 @@
     </w:p>
     <w:p>
       <w:r>
-        <w:t>FastAPI nạp pipeline một lần khi khởi động, kiểm tra hash so với freeze và không train theo request. POST /api/risk-score nhận chính xác 23 đặc trưng, từ chối ID, target, trường thừa, thiếu trường, sai kiểu, mã bất hợp lệ và số không hữu hạn.</w:t>
+        <w:t>5.3. Ba màn hình chính gồm Giới thiệu, Mô phỏng nguy cơ và Dashboard/Model card. Màn Giới thiệu nêu phạm vi; Mô phỏng nhận 23 đặc trưng; Dashboard tách riêng validation và test. Dữ liệu demo không lấy từ test.</w:t>
       </w:r>
     </w:p>
     <w:p>
       <w:r>
-        <w:t>API phân biệt giá trị không hợp lệ với giá trị hợp lệ nhưng ngoài miền train. Trường hợp sau được trả trong outside_training_range và cảnh báo, không bị thay thế âm thầm. API trả probability_default, threshold=0.150, alert, alert_group và model_version.</w:t>
+        <w:t>5.6. FastAPI nạp pipeline joblib một lần khi khởi động, kiểm tra hash so với freeze và không train theo request. Pipeline là Logistic Regression không class weight, C=1.0, xác suất gốc, ngưỡng 0.150. POST /api/risk-score từ chối ID, target, trường thừa/thiếu, sai kiểu, mã bất hợp lệ và số không hữu hạn.</w:t>
       </w:r>
     </w:p>
     <w:p>
       <w:r>
-        <w:t>Giao diện tiếng Việt gồm Giới thiệu, Mô phỏng, Dashboard và model card. Dữ liệu mô phỏng là synthetic có nhãn rõ; không dùng test làm demo. Dashboard hiển thị validation và test tách biệt.</w:t>
+        <w:t>5.8. Kiểm tra tính nhất quán giữa pipeline và API: API dùng đúng pipeline joblib đã đóng băng, trả probability_default, threshold=0.150, alert, alert_group và model_version. Giá trị hợp lệ nhưng ngoài miền train được trả trong outside_training_range và cảnh báo, không bị thay thế âm thầm.</w:t>
+      </w:r>
+    </w:p>
+    <w:p>
+      <w:r>
+        <w:t>5.9. Hiệu năng API không được báo bằng số vì dự án chưa thực hiện benchmark thời gian phản hồi. Nội dung này được gộp vào kiểm thử chức năng: request hợp lệ/cảnh báo ngoài miền, input không hợp lệ và model không khả dụng.</w:t>
       </w:r>
     </w:p>
     <w:p>
